--- a/policies/sources/Data_Ethics_Policy.docx
+++ b/policies/sources/Data_Ethics_Policy.docx
@@ -7,6 +7,8 @@
         <w:pStyle w:val="Heading1"/>
       </w:pPr>
       <w:r>
+        <w:t>1</w:t>
+        <w:tab/>
         <w:t>Purpose</w:t>
       </w:r>
     </w:p>
@@ -33,6 +35,8 @@
         <w:pStyle w:val="Heading1"/>
       </w:pPr>
       <w:r>
+        <w:t>2</w:t>
+        <w:tab/>
         <w:t>Context</w:t>
       </w:r>
     </w:p>
@@ -59,6 +63,8 @@
         <w:pStyle w:val="Heading1"/>
       </w:pPr>
       <w:r>
+        <w:t>3</w:t>
+        <w:tab/>
         <w:t>Scope of Application</w:t>
       </w:r>
     </w:p>
@@ -79,6 +85,8 @@
         <w:pStyle w:val="Heading1"/>
       </w:pPr>
       <w:r>
+        <w:t>4</w:t>
+        <w:tab/>
         <w:t>Our Commitment</w:t>
       </w:r>
     </w:p>
@@ -99,6 +107,8 @@
         <w:pStyle w:val="Heading1"/>
       </w:pPr>
       <w:r>
+        <w:t>5</w:t>
+        <w:tab/>
         <w:t>Data Ethics Values in BioMar</w:t>
       </w:r>
     </w:p>
@@ -185,6 +195,8 @@
         <w:pStyle w:val="Heading1"/>
       </w:pPr>
       <w:r>
+        <w:t>6</w:t>
+        <w:tab/>
         <w:t>Management Commitment</w:t>
       </w:r>
     </w:p>
@@ -199,6 +211,8 @@
         <w:pStyle w:val="Heading1"/>
       </w:pPr>
       <w:r>
+        <w:t>7</w:t>
+        <w:tab/>
         <w:t>Review of Policy and publication</w:t>
       </w:r>
     </w:p>
